--- a/documents/manual_mugen/install.docx
+++ b/documents/manual_mugen/install.docx
@@ -125,7 +125,7 @@
           <w:sz w:val="24"/>
           <w:szCs w:val="24"/>
         </w:rPr>
-        <w:t>1</w:t>
+        <w:t>7</w:t>
       </w:r>
       <w:r>
         <w:rPr>
@@ -144,17 +144,7 @@
           <w:sz w:val="24"/>
           <w:szCs w:val="24"/>
         </w:rPr>
-        <w:t>1</w:t>
-      </w:r>
-      <w:r>
-        <w:rPr>
-          <w:rFonts w:hint="eastAsia"/>
-          <w:b/>
-          <w:bCs/>
-          <w:sz w:val="24"/>
-          <w:szCs w:val="24"/>
-        </w:rPr>
-        <w:t>8</w:t>
+        <w:t>9</w:t>
       </w:r>
       <w:r>
         <w:rPr>
@@ -478,14 +468,12 @@
       </w:r>
     </w:p>
     <w:p>
-      <w:proofErr w:type="spellStart"/>
       <w:r>
         <w:rPr>
           <w:rFonts w:hint="eastAsia"/>
         </w:rPr>
         <w:t>xxxxx</w:t>
       </w:r>
-      <w:proofErr w:type="spellEnd"/>
       <w:r>
         <w:rPr>
           <w:rFonts w:hint="eastAsia"/>
@@ -538,21 +526,7 @@
         <w:rPr>
           <w:rFonts w:hint="eastAsia"/>
         </w:rPr>
-        <w:t>す。また、</w:t>
-      </w:r>
-      <w:proofErr w:type="spellStart"/>
-      <w:r>
-        <w:rPr>
-          <w:rFonts w:hint="eastAsia"/>
-        </w:rPr>
-        <w:t>vyy</w:t>
-      </w:r>
-      <w:proofErr w:type="spellEnd"/>
-      <w:r>
-        <w:rPr>
-          <w:rFonts w:hint="eastAsia"/>
-        </w:rPr>
-        <w:t>はバージョン番号です。ダウンロードしたときのファイル名で読み替えてください。</w:t>
+        <w:t>す。また、vyyはバージョン番号です。ダウンロードしたときのファイル名で読み替えてください。</w:t>
       </w:r>
     </w:p>
     <w:p/>
@@ -648,7 +622,13 @@
         <w:t>ゲーム実行時に”</w:t>
       </w:r>
       <w:r>
-        <w:t>.NET デスクトップ ランタイム”や".NET Desktop Runtime"のインストールについてのメッセージが表示された場合はhttps://dotnet.microsoft.com/ja-jp/download/dotnet/8.0から”.NET デスクトップ ランタイム”をダウンロードしてインストールしてください。</w:t>
+        <w:t>.NET デスクトップ ランタイム”や".NET Desktop Runtime"のインストールについてのメッセージが表示された場合は</w:t>
+      </w:r>
+      <w:r>
+        <w:t>https://dotnet.microsoft.com/ja-jp/download/dotnet/10.0</w:t>
+      </w:r>
+      <w:r>
+        <w:t>から”.NET デスクトップ ランタイム”をダウンロードしてインストールしてください。</w:t>
       </w:r>
     </w:p>
     <w:bookmarkEnd w:id="2"/>
@@ -917,7 +897,6 @@
       <w:r>
         <w:t>”</w:t>
       </w:r>
-      <w:proofErr w:type="spellStart"/>
       <w:r>
         <w:t>game_</w:t>
       </w:r>
@@ -927,7 +906,6 @@
       <w:r>
         <w:t>_vyy</w:t>
       </w:r>
-      <w:proofErr w:type="spellEnd"/>
       <w:r>
         <w:t>”</w:t>
       </w:r>
@@ -1029,7 +1007,7 @@
           <w:noProof/>
         </w:rPr>
         <w:drawing>
-          <wp:inline distT="0" distB="0" distL="0" distR="0" wp14:anchorId="307B5BDE" wp14:editId="4A1E94B3">
+          <wp:inline distT="0" distB="0" distL="0" distR="0" wp14:anchorId="307B5BDE" wp14:editId="56E8953E">
             <wp:extent cx="1249560" cy="1879560"/>
             <wp:effectExtent l="0" t="0" r="8255" b="6985"/>
             <wp:docPr id="2004913113" name="図 10"/>
@@ -1106,7 +1084,7 @@
           <w:noProof/>
         </w:rPr>
         <w:drawing>
-          <wp:inline distT="0" distB="0" distL="0" distR="0" wp14:anchorId="5EBAF51A" wp14:editId="5FB1FC07">
+          <wp:inline distT="0" distB="0" distL="0" distR="0" wp14:anchorId="5EBAF51A" wp14:editId="7157F896">
             <wp:extent cx="2339280" cy="1729800"/>
             <wp:effectExtent l="0" t="0" r="4445" b="3810"/>
             <wp:docPr id="1137019143" name="図 11"/>
@@ -1283,7 +1261,6 @@
       <w:r>
         <w:t>”</w:t>
       </w:r>
-      <w:proofErr w:type="spellStart"/>
       <w:r>
         <w:t>game_</w:t>
       </w:r>
@@ -1293,7 +1270,6 @@
       <w:r>
         <w:t>_vyy</w:t>
       </w:r>
-      <w:proofErr w:type="spellEnd"/>
       <w:r>
         <w:t>”</w:t>
       </w:r>
@@ -1666,7 +1642,7 @@
           <w:noProof/>
         </w:rPr>
         <w:drawing>
-          <wp:inline distT="0" distB="0" distL="0" distR="0" wp14:anchorId="3C18D066" wp14:editId="1ACA6972">
+          <wp:inline distT="0" distB="0" distL="0" distR="0" wp14:anchorId="3C18D066" wp14:editId="5A9DC33E">
             <wp:extent cx="1439304" cy="628787"/>
             <wp:effectExtent l="0" t="0" r="8890" b="0"/>
             <wp:docPr id="1582431831" name="図 4"/>
@@ -1818,14 +1794,12 @@
       <w:r>
         <w:t>”</w:t>
       </w:r>
-      <w:proofErr w:type="spellStart"/>
       <w:r>
         <w:rPr>
           <w:rFonts w:hint="eastAsia"/>
         </w:rPr>
         <w:t>kemolof</w:t>
       </w:r>
-      <w:proofErr w:type="spellEnd"/>
       <w:r>
         <w:t>”</w:t>
       </w:r>
@@ -1883,14 +1857,12 @@
       <w:r>
         <w:t>”</w:t>
       </w:r>
-      <w:proofErr w:type="spellStart"/>
       <w:r>
         <w:rPr>
           <w:rFonts w:hint="eastAsia"/>
         </w:rPr>
         <w:t>pck</w:t>
       </w:r>
-      <w:proofErr w:type="spellEnd"/>
       <w:r>
         <w:t>”</w:t>
       </w:r>
@@ -2185,7 +2157,7 @@
           <w:noProof/>
         </w:rPr>
         <w:drawing>
-          <wp:inline distT="0" distB="0" distL="0" distR="0" wp14:anchorId="5EAD8CBB" wp14:editId="069199EA">
+          <wp:inline distT="0" distB="0" distL="0" distR="0" wp14:anchorId="5EAD8CBB" wp14:editId="5B800DC9">
             <wp:extent cx="2034668" cy="1905120"/>
             <wp:effectExtent l="0" t="0" r="3810" b="0"/>
             <wp:docPr id="1075236873" name="図 1"/>
@@ -2244,7 +2216,7 @@
           <w:noProof/>
         </w:rPr>
         <w:drawing>
-          <wp:inline distT="0" distB="0" distL="0" distR="0" wp14:anchorId="763ABB66" wp14:editId="606E67D1">
+          <wp:inline distT="0" distB="0" distL="0" distR="0" wp14:anchorId="763ABB66" wp14:editId="737E9DFE">
             <wp:extent cx="2034668" cy="1905119"/>
             <wp:effectExtent l="0" t="0" r="3810" b="0"/>
             <wp:docPr id="1154010143" name="図 3"/>
